--- a/pdf/lengua-y-comunicacion-1/Actividad 1 y 2 Textos Personales.docx
+++ b/pdf/lengua-y-comunicacion-1/Actividad 1 y 2 Textos Personales.docx
@@ -486,7 +486,7 @@
           <w:noProof/>
         </w:rPr>
         <w:drawing>
-          <wp:anchor distT="0" distB="0" distL="114300" distR="114300" simplePos="0" relativeHeight="251658239" behindDoc="0" locked="0" layoutInCell="1" allowOverlap="1" wp14:anchorId="64C19CCB" wp14:editId="32601EBE">
+          <wp:anchor distT="0" distB="0" distL="114300" distR="114300" simplePos="0" relativeHeight="251658239" behindDoc="0" locked="0" layoutInCell="1" allowOverlap="1" wp14:anchorId="64C19CCB" wp14:editId="011B9180">
             <wp:simplePos x="0" y="0"/>
             <wp:positionH relativeFrom="column">
               <wp:posOffset>320040</wp:posOffset>
@@ -639,16 +639,14 @@
                               <w:rPr>
                                 <w:lang w:val="es-ES"/>
                               </w:rPr>
-                              <w:t xml:space="preserve">Para empezar, se me hizo tarde y ya no me dio tiempo de arreglarme, me fui </w:t>
+                              <w:t>Para empezar, se me hizo tarde y ya no me dio tiempo de arreglarme, me fui mu</w:t>
                             </w:r>
-                            <w:proofErr w:type="spellStart"/>
                             <w:r>
                               <w:rPr>
                                 <w:lang w:val="es-ES"/>
                               </w:rPr>
-                              <w:t>mu</w:t>
+                              <w:t>y</w:t>
                             </w:r>
-                            <w:proofErr w:type="spellEnd"/>
                             <w:r>
                               <w:rPr>
                                 <w:lang w:val="es-ES"/>
@@ -678,7 +676,11 @@
           </mc:Choice>
           <mc:Fallback>
             <w:pict>
-              <v:shape w14:anchorId="1E4997AE" id="_x0000_s1028" type="#_x0000_t202" style="position:absolute;margin-left:52.2pt;margin-top:42.95pt;width:135.75pt;height:212.25pt;z-index:251659264;visibility:visible;mso-wrap-style:square;mso-width-percent:0;mso-height-percent:0;mso-wrap-distance-left:9pt;mso-wrap-distance-top:0;mso-wrap-distance-right:9pt;mso-wrap-distance-bottom:0;mso-position-horizontal:absolute;mso-position-horizontal-relative:text;mso-position-vertical:absolute;mso-position-vertical-relative:text;mso-width-percent:0;mso-height-percent:0;mso-width-relative:margin;mso-height-relative:margin;v-text-anchor:top" o:gfxdata="UEsDBBQABgAIAAAAIQC2gziS/gAAAOEBAAATAAAAW0NvbnRlbnRfVHlwZXNdLnhtbJSRQU7DMBBF&#10;90jcwfIWJU67QAgl6YK0S0CoHGBkTxKLZGx5TGhvj5O2G0SRWNoz/78nu9wcxkFMGNg6quQqL6RA&#10;0s5Y6ir5vt9lD1JwBDIwOMJKHpHlpr69KfdHjyxSmriSfYz+USnWPY7AufNIadK6MEJMx9ApD/oD&#10;OlTrorhX2lFEilmcO2RdNtjC5xDF9pCuTyYBB5bi6bQ4syoJ3g9WQ0ymaiLzg5KdCXlKLjvcW893&#10;SUOqXwnz5DrgnHtJTxOsQfEKIT7DmDSUCaxw7Rqn8787ZsmRM9e2VmPeBN4uqYvTtW7jvijg9N/y&#10;JsXecLq0q+WD6m8AAAD//wMAUEsDBBQABgAIAAAAIQA4/SH/1gAAAJQBAAALAAAAX3JlbHMvLnJl&#10;bHOkkMFqwzAMhu+DvYPRfXGawxijTi+j0GvpHsDYimMaW0Yy2fr2M4PBMnrbUb/Q94l/f/hMi1qR&#10;JVI2sOt6UJgd+ZiDgffL8ekFlFSbvV0oo4EbChzGx4f9GRdb25HMsYhqlCwG5lrLq9biZkxWOiqY&#10;22YiTra2kYMu1l1tQD30/bPm3wwYN0x18gb45AdQl1tp5j/sFB2T0FQ7R0nTNEV3j6o9feQzro1i&#10;OWA14Fm+Q8a1a8+Bvu/d/dMb2JY5uiPbhG/ktn4cqGU/er3pcvwCAAD//wMAUEsDBBQABgAIAAAA&#10;IQAOd4IDGwIAADQEAAAOAAAAZHJzL2Uyb0RvYy54bWysU02P2yAQvVfqf0DcGztunHStOKt0V6kq&#10;RbsrZas9EwyxJcxQILHTX98B50vbnqpeYGCG+XjvMb/vW0UOwroGdEnHo5QSoTlUjd6V9Mfr6tMX&#10;SpxnumIKtCjpUTh6v/j4Yd6ZQmRQg6qEJZhEu6IzJa29N0WSOF6LlrkRGKHRKcG2zOPR7pLKsg6z&#10;tyrJ0nSadGArY4EL5/D2cXDSRcwvpeD+WUonPFElxd58XG1ct2FNFnNW7CwzdcNPbbB/6KJljcai&#10;l1SPzDOyt80fqdqGW3Ag/YhDm4CUDRdxBpxmnL6bZlMzI+IsCI4zF5jc/0vLnw4b82KJ779CjwQG&#10;QDrjCoeXYZ5e2jbs2ClBP0J4vMAmek94eDTLJmmWU8LRl03v8nyWhzzJ9bmxzn8T0JJglNQiLxEu&#10;dlg7P4SeQ0I1DatGqciN0qQr6fRznsYHFw8mVxprXJsNlu+3PWkqbOM8yBaqI85nYaDeGb5qsIc1&#10;c/6FWeQaR0L9+mdcpAKsBSeLkhrsr7/dh3ikAL2UdKidkrqfe2YFJeq7RnLuxpNJEFs8TPJZhgd7&#10;69neevS+fQCU5xh/iuHRDPFenU1poX1DmS9DVXQxzbF2Sf3ZfPCDovGbcLFcxiCUl2F+rTeGh9QB&#10;1YDwa//GrDnR4JHBJzirjBXv2BhiBz6Wew+yiVQFnAdUT/CjNCPZp28UtH97jlHXz774DQAA//8D&#10;AFBLAwQUAAYACAAAACEAcW7HReAAAAAKAQAADwAAAGRycy9kb3ducmV2LnhtbEyPwU7DMBBE70j8&#10;g7VI3KhDaSCEOFUVqUJCcGjphdsmdpMIex1itw18PdsT3HY0T7MzxXJyVhzNGHpPCm5nCQhDjdc9&#10;tQp27+ubDESISBqtJ6Pg2wRYlpcXBeban2hjjtvYCg6hkKOCLsYhlzI0nXEYZn4wxN7ejw4jy7GV&#10;esQThzsr50lyLx32xB86HEzVmeZze3AKXqr1G27quct+bPX8ul8NX7uPVKnrq2n1BCKaKf7BcK7P&#10;1aHkTrU/kA7Csk4WC0YVZOkjCAbuHs5HrSBlC2RZyP8Tyl8AAAD//wMAUEsBAi0AFAAGAAgAAAAh&#10;ALaDOJL+AAAA4QEAABMAAAAAAAAAAAAAAAAAAAAAAFtDb250ZW50X1R5cGVzXS54bWxQSwECLQAU&#10;AAYACAAAACEAOP0h/9YAAACUAQAACwAAAAAAAAAAAAAAAAAvAQAAX3JlbHMvLnJlbHNQSwECLQAU&#10;AAYACAAAACEADneCAxsCAAA0BAAADgAAAAAAAAAAAAAAAAAuAgAAZHJzL2Uyb0RvYy54bWxQSwEC&#10;LQAUAAYACAAAACEAcW7HReAAAAAKAQAADwAAAAAAAAAAAAAAAAB1BAAAZHJzL2Rvd25yZXYueG1s&#10;UEsFBgAAAAAEAAQA8wAAAIIFAAAAAA==&#10;" filled="f" stroked="f" strokeweight=".5pt">
+              <v:shapetype w14:anchorId="1E4997AE" id="_x0000_t202" coordsize="21600,21600" o:spt="202" path="m,l,21600r21600,l21600,xe">
+                <v:stroke joinstyle="miter"/>
+                <v:path gradientshapeok="t" o:connecttype="rect"/>
+              </v:shapetype>
+              <v:shape id="_x0000_s1028" type="#_x0000_t202" style="position:absolute;margin-left:52.2pt;margin-top:42.95pt;width:135.75pt;height:212.25pt;z-index:251659264;visibility:visible;mso-wrap-style:square;mso-width-percent:0;mso-height-percent:0;mso-wrap-distance-left:9pt;mso-wrap-distance-top:0;mso-wrap-distance-right:9pt;mso-wrap-distance-bottom:0;mso-position-horizontal:absolute;mso-position-horizontal-relative:text;mso-position-vertical:absolute;mso-position-vertical-relative:text;mso-width-percent:0;mso-height-percent:0;mso-width-relative:margin;mso-height-relative:margin;v-text-anchor:top" o:gfxdata="UEsDBBQABgAIAAAAIQC2gziS/gAAAOEBAAATAAAAW0NvbnRlbnRfVHlwZXNdLnhtbJSRQU7DMBBF&#10;90jcwfIWJU67QAgl6YK0S0CoHGBkTxKLZGx5TGhvj5O2G0SRWNoz/78nu9wcxkFMGNg6quQqL6RA&#10;0s5Y6ir5vt9lD1JwBDIwOMJKHpHlpr69KfdHjyxSmriSfYz+USnWPY7AufNIadK6MEJMx9ApD/oD&#10;OlTrorhX2lFEilmcO2RdNtjC5xDF9pCuTyYBB5bi6bQ4syoJ3g9WQ0ymaiLzg5KdCXlKLjvcW893&#10;SUOqXwnz5DrgnHtJTxOsQfEKIT7DmDSUCaxw7Rqn8787ZsmRM9e2VmPeBN4uqYvTtW7jvijg9N/y&#10;JsXecLq0q+WD6m8AAAD//wMAUEsDBBQABgAIAAAAIQA4/SH/1gAAAJQBAAALAAAAX3JlbHMvLnJl&#10;bHOkkMFqwzAMhu+DvYPRfXGawxijTi+j0GvpHsDYimMaW0Yy2fr2M4PBMnrbUb/Q94l/f/hMi1qR&#10;JVI2sOt6UJgd+ZiDgffL8ekFlFSbvV0oo4EbChzGx4f9GRdb25HMsYhqlCwG5lrLq9biZkxWOiqY&#10;22YiTra2kYMu1l1tQD30/bPm3wwYN0x18gb45AdQl1tp5j/sFB2T0FQ7R0nTNEV3j6o9feQzro1i&#10;OWA14Fm+Q8a1a8+Bvu/d/dMb2JY5uiPbhG/ktn4cqGU/er3pcvwCAAD//wMAUEsDBBQABgAIAAAA&#10;IQAOd4IDGwIAADQEAAAOAAAAZHJzL2Uyb0RvYy54bWysU02P2yAQvVfqf0DcGztunHStOKt0V6kq&#10;RbsrZas9EwyxJcxQILHTX98B50vbnqpeYGCG+XjvMb/vW0UOwroGdEnHo5QSoTlUjd6V9Mfr6tMX&#10;SpxnumIKtCjpUTh6v/j4Yd6ZQmRQg6qEJZhEu6IzJa29N0WSOF6LlrkRGKHRKcG2zOPR7pLKsg6z&#10;tyrJ0nSadGArY4EL5/D2cXDSRcwvpeD+WUonPFElxd58XG1ct2FNFnNW7CwzdcNPbbB/6KJljcai&#10;l1SPzDOyt80fqdqGW3Ag/YhDm4CUDRdxBpxmnL6bZlMzI+IsCI4zF5jc/0vLnw4b82KJ779CjwQG&#10;QDrjCoeXYZ5e2jbs2ClBP0J4vMAmek94eDTLJmmWU8LRl03v8nyWhzzJ9bmxzn8T0JJglNQiLxEu&#10;dlg7P4SeQ0I1DatGqciN0qQr6fRznsYHFw8mVxprXJsNlu+3PWkqbOM8yBaqI85nYaDeGb5qsIc1&#10;c/6FWeQaR0L9+mdcpAKsBSeLkhrsr7/dh3ikAL2UdKidkrqfe2YFJeq7RnLuxpNJEFs8TPJZhgd7&#10;69neevS+fQCU5xh/iuHRDPFenU1poX1DmS9DVXQxzbF2Sf3ZfPCDovGbcLFcxiCUl2F+rTeGh9QB&#10;1YDwa//GrDnR4JHBJzirjBXv2BhiBz6Wew+yiVQFnAdUT/CjNCPZp28UtH97jlHXz774DQAA//8D&#10;AFBLAwQUAAYACAAAACEAcW7HReAAAAAKAQAADwAAAGRycy9kb3ducmV2LnhtbEyPwU7DMBBE70j8&#10;g7VI3KhDaSCEOFUVqUJCcGjphdsmdpMIex1itw18PdsT3HY0T7MzxXJyVhzNGHpPCm5nCQhDjdc9&#10;tQp27+ubDESISBqtJ6Pg2wRYlpcXBeban2hjjtvYCg6hkKOCLsYhlzI0nXEYZn4wxN7ejw4jy7GV&#10;esQThzsr50lyLx32xB86HEzVmeZze3AKXqr1G27quct+bPX8ul8NX7uPVKnrq2n1BCKaKf7BcK7P&#10;1aHkTrU/kA7Csk4WC0YVZOkjCAbuHs5HrSBlC2RZyP8Tyl8AAAD//wMAUEsBAi0AFAAGAAgAAAAh&#10;ALaDOJL+AAAA4QEAABMAAAAAAAAAAAAAAAAAAAAAAFtDb250ZW50X1R5cGVzXS54bWxQSwECLQAU&#10;AAYACAAAACEAOP0h/9YAAACUAQAACwAAAAAAAAAAAAAAAAAvAQAAX3JlbHMvLnJlbHNQSwECLQAU&#10;AAYACAAAACEADneCAxsCAAA0BAAADgAAAAAAAAAAAAAAAAAuAgAAZHJzL2Uyb0RvYy54bWxQSwEC&#10;LQAUAAYACAAAACEAcW7HReAAAAAKAQAADwAAAAAAAAAAAAAAAAB1BAAAZHJzL2Rvd25yZXYueG1s&#10;UEsFBgAAAAAEAAQA8wAAAIIFAAAAAA==&#10;" filled="f" stroked="f" strokeweight=".5pt">
                 <v:textbox>
                   <w:txbxContent>
                     <w:p>
@@ -723,16 +725,14 @@
                         <w:rPr>
                           <w:lang w:val="es-ES"/>
                         </w:rPr>
-                        <w:t xml:space="preserve">Para empezar, se me hizo tarde y ya no me dio tiempo de arreglarme, me fui </w:t>
+                        <w:t>Para empezar, se me hizo tarde y ya no me dio tiempo de arreglarme, me fui mu</w:t>
                       </w:r>
-                      <w:proofErr w:type="spellStart"/>
                       <w:r>
                         <w:rPr>
                           <w:lang w:val="es-ES"/>
                         </w:rPr>
-                        <w:t>mu</w:t>
+                        <w:t>y</w:t>
                       </w:r>
-                      <w:proofErr w:type="spellEnd"/>
                       <w:r>
                         <w:rPr>
                           <w:lang w:val="es-ES"/>
